--- a/physics/first_term/labs/lab2/report.docx
+++ b/physics/first_term/labs/lab2/report.docx
@@ -14,7 +14,7 @@
           <w:color w:val="000000" w:themeColor="text1"/>
           <w:lang w:val="en-US"/>
         </w:rPr>
-        <w:pict w14:anchorId="752A05AF">
+        <w:pict w14:anchorId="5CB91CC1">
           <v:rect id="_x0000_i1026" alt="" style="width:451.3pt;height:.05pt;mso-width-percent:0;mso-height-percent:0;mso-width-percent:0;mso-height-percent:0" o:hralign="center" o:hrstd="t" o:hrnoshade="t" o:hr="t" fillcolor="black" stroked="f"/>
         </w:pict>
       </w:r>
@@ -588,7 +588,7 @@
           <w:noProof/>
           <w:color w:val="000000" w:themeColor="text1"/>
         </w:rPr>
-        <w:pict w14:anchorId="69D87E9B">
+        <w:pict w14:anchorId="5B69F986">
           <v:rect id="_x0000_i1025" alt="" style="width:451.3pt;height:.05pt;mso-width-percent:0;mso-height-percent:0;mso-width-percent:0;mso-height-percent:0" o:hralign="center" o:hrstd="t" o:hrnoshade="t" o:hr="t" fillcolor="black" stroked="f"/>
         </w:pict>
       </w:r>
@@ -6914,9 +6914,18 @@
             </w:pPr>
             <w:r>
               <w:rPr>
+                <w:color w:val="0F1115"/>
+                <w:shd w:val="clear" w:color="auto" w:fill="FFFFFF"/>
                 <w:lang w:val="ru-RU"/>
               </w:rPr>
-              <w:t>Следствие теоремы Штейнера</w:t>
+              <w:t>М</w:t>
+            </w:r>
+            <w:r>
+              <w:rPr>
+                <w:color w:val="0F1115"/>
+                <w:shd w:val="clear" w:color="auto" w:fill="FFFFFF"/>
+              </w:rPr>
+              <w:t>омент инерции крестовины с грузами</w:t>
             </w:r>
           </w:p>
         </w:tc>
@@ -7150,6 +7159,7 @@
           <w:szCs w:val="28"/>
           <w:lang w:val="ru-RU"/>
         </w:rPr>
+        <w:lastRenderedPageBreak/>
         <w:br w:type="page"/>
       </w:r>
     </w:p>
@@ -11611,7 +11621,167 @@
           <w:color w:val="000000" w:themeColor="text1"/>
           <w:lang w:val="ru-RU"/>
         </w:rPr>
-        <w:t>Приведем пример расчета первой строки таблицы 2:</w:t>
+        <w:t>Приведем пример расчета первой строки таблицы 2</w:t>
+      </w:r>
+    </w:p>
+    <w:p>
+      <w:pPr>
+        <w:spacing w:before="160" w:after="120"/>
+        <w:rPr>
+          <w:color w:val="000000" w:themeColor="text1"/>
+          <w:lang w:val="ru-RU"/>
+        </w:rPr>
+      </w:pPr>
+      <w:r>
+        <w:rPr>
+          <w:color w:val="000000" w:themeColor="text1"/>
+          <w:lang w:val="ru-RU"/>
+        </w:rPr>
+        <w:t>Используя МНК и формулы 15-17 найдем</w:t>
+      </w:r>
+      <w:r>
+        <w:rPr>
+          <w:color w:val="000000" w:themeColor="text1"/>
+          <w:lang w:val="ru-RU"/>
+        </w:rPr>
+        <w:t xml:space="preserve"> коэффициенты линейной зависимости</w:t>
+      </w:r>
+      <w:r>
+        <w:rPr>
+          <w:color w:val="000000" w:themeColor="text1"/>
+          <w:lang w:val="ru-RU"/>
+        </w:rPr>
+        <w:t xml:space="preserve"> </w:t>
+      </w:r>
+      <w:r>
+        <w:rPr>
+          <w:rStyle w:val="Strong"/>
+          <w:b w:val="0"/>
+          <w:bCs w:val="0"/>
+          <w:color w:val="0F1115"/>
+          <w:shd w:val="clear" w:color="auto" w:fill="FFFFFF"/>
+        </w:rPr>
+        <w:t xml:space="preserve">линейной зависимости момента силы натяжения </w:t>
+      </w:r>
+      <w:r>
+        <w:rPr>
+          <w:rStyle w:val="katex-mathml"/>
+          <w:color w:val="0F1115"/>
+          <w:bdr w:val="none" w:sz="0" w:space="0" w:color="auto" w:frame="1"/>
+          <w:shd w:val="clear" w:color="auto" w:fill="FFFFFF"/>
+        </w:rPr>
+        <w:t>M</w:t>
+      </w:r>
+      <w:r>
+        <w:rPr>
+          <w:rStyle w:val="Strong"/>
+          <w:b w:val="0"/>
+          <w:bCs w:val="0"/>
+          <w:color w:val="0F1115"/>
+          <w:shd w:val="clear" w:color="auto" w:fill="FFFFFF"/>
+        </w:rPr>
+        <w:t xml:space="preserve"> от углового ускорения </w:t>
+      </w:r>
+      <w:r>
+        <w:rPr>
+          <w:rStyle w:val="katex-mathml"/>
+          <w:color w:val="0F1115"/>
+          <w:bdr w:val="none" w:sz="0" w:space="0" w:color="auto" w:frame="1"/>
+          <w:shd w:val="clear" w:color="auto" w:fill="FFFFFF"/>
+        </w:rPr>
+        <w:t>ε</w:t>
+      </w:r>
+      <w:r>
+        <w:rPr>
+          <w:b/>
+          <w:bCs/>
+          <w:color w:val="0F1115"/>
+          <w:shd w:val="clear" w:color="auto" w:fill="FFFFFF"/>
+        </w:rPr>
+        <w:t>:</w:t>
+      </w:r>
+      <w:r>
+        <w:rPr>
+          <w:color w:val="000000" w:themeColor="text1"/>
+          <w:lang w:val="ru-RU"/>
+        </w:rPr>
+        <w:t xml:space="preserve"> </w:t>
+      </w:r>
+      <w:r>
+        <w:rPr>
+          <w:color w:val="000000" w:themeColor="text1"/>
+          <w:lang w:val="en-US"/>
+        </w:rPr>
+        <w:t>I</w:t>
+      </w:r>
+      <w:r>
+        <w:rPr>
+          <w:color w:val="000000" w:themeColor="text1"/>
+          <w:lang w:val="ru-RU"/>
+        </w:rPr>
+        <w:t xml:space="preserve"> - </w:t>
+      </w:r>
+      <w:r>
+        <w:rPr>
+          <w:color w:val="000000" w:themeColor="text1"/>
+          <w:vertAlign w:val="subscript"/>
+          <w:lang w:val="ru-RU"/>
+        </w:rPr>
+        <w:t xml:space="preserve"> </w:t>
+      </w:r>
+      <w:r>
+        <w:t>момент инерции крестовины с грузами</w:t>
+      </w:r>
+      <w:r>
+        <w:rPr>
+          <w:color w:val="000000" w:themeColor="text1"/>
+          <w:lang w:val="ru-RU"/>
+        </w:rPr>
+        <w:t xml:space="preserve">, </w:t>
+      </w:r>
+      <w:r>
+        <w:rPr>
+          <w:color w:val="000000" w:themeColor="text1"/>
+          <w:lang w:val="en-US"/>
+        </w:rPr>
+        <w:t>M</w:t>
+      </w:r>
+      <w:proofErr w:type="spellStart"/>
+      <w:r>
+        <w:rPr>
+          <w:color w:val="000000" w:themeColor="text1"/>
+          <w:lang w:val="ru-RU"/>
+        </w:rPr>
+        <w:t>тр</w:t>
+      </w:r>
+      <w:proofErr w:type="spellEnd"/>
+      <w:r>
+        <w:rPr>
+          <w:color w:val="000000" w:themeColor="text1"/>
+          <w:lang w:val="ru-RU"/>
+        </w:rPr>
+        <w:t xml:space="preserve"> </w:t>
+      </w:r>
+      <w:r>
+        <w:rPr>
+          <w:color w:val="000000" w:themeColor="text1"/>
+          <w:lang w:val="ru-RU"/>
+        </w:rPr>
+        <w:t xml:space="preserve">– </w:t>
+      </w:r>
+      <w:r>
+        <w:rPr>
+          <w:color w:val="000000" w:themeColor="text1"/>
+          <w:lang w:val="ru-RU"/>
+        </w:rPr>
+        <w:t>тормозящий момент силы трения</w:t>
+      </w:r>
+      <w:r>
+        <w:rPr>
+          <w:color w:val="000000" w:themeColor="text1"/>
+          <w:lang w:val="ru-RU"/>
+        </w:rPr>
+        <w:t>:</w:t>
       </w:r>
     </w:p>
     <w:p>
@@ -12449,10 +12619,60 @@
       </w:pPr>
       <w:r>
         <w:rPr>
+          <w:color w:val="0F1115"/>
+          <w:shd w:val="clear" w:color="auto" w:fill="FFFFFF"/>
+        </w:rPr>
+        <w:lastRenderedPageBreak/>
+        <w:t xml:space="preserve">Используя МНК и формулы 15–17, найдем коэффициенты линейной зависимости </w:t>
+      </w:r>
+      <w:r>
+        <w:rPr>
+          <w:rStyle w:val="katex-mathml"/>
+          <w:color w:val="0F1115"/>
+          <w:bdr w:val="none" w:sz="0" w:space="0" w:color="auto" w:frame="1"/>
+          <w:shd w:val="clear" w:color="auto" w:fill="FFFFFF"/>
+        </w:rPr>
+        <w:t>I</w:t>
+      </w:r>
+      <w:r>
+        <w:rPr>
+          <w:color w:val="0F1115"/>
+          <w:shd w:val="clear" w:color="auto" w:fill="FFFFFF"/>
+        </w:rPr>
+        <w:t xml:space="preserve"> — момента инерции крестовины с грузами от </w:t>
+      </w:r>
+      <w:r>
+        <w:rPr>
+          <w:rStyle w:val="katex-mathml"/>
+          <w:color w:val="0F1115"/>
+          <w:bdr w:val="none" w:sz="0" w:space="0" w:color="auto" w:frame="1"/>
+          <w:shd w:val="clear" w:color="auto" w:fill="FFFFFF"/>
+        </w:rPr>
+        <w:t>m</w:t>
+      </w:r>
+      <w:r>
+        <w:rPr>
+          <w:rStyle w:val="katex-mathml"/>
+          <w:color w:val="0F1115"/>
+          <w:bdr w:val="none" w:sz="0" w:space="0" w:color="auto" w:frame="1"/>
+          <w:shd w:val="clear" w:color="auto" w:fill="FFFFFF"/>
+          <w:vertAlign w:val="subscript"/>
+        </w:rPr>
+        <w:t>гр</w:t>
+      </w:r>
+      <w:r>
+        <w:rPr>
+          <w:color w:val="0F1115"/>
+          <w:shd w:val="clear" w:color="auto" w:fill="FFFFFF"/>
+        </w:rPr>
+        <w:t xml:space="preserve"> — массы груза на крестовине:</w:t>
+      </w:r>
+      <w:r>
+        <w:rPr>
           <w:color w:val="000000" w:themeColor="text1"/>
           <w:lang w:val="ru-RU"/>
         </w:rPr>
-        <w:t xml:space="preserve">Используя МНК и формулы 15-17 найдем </w:t>
+        <w:t xml:space="preserve"> </w:t>
       </w:r>
       <w:r>
         <w:rPr>
@@ -13232,7 +13452,7 @@
         <w:rPr>
           <w:iCs/>
           <w:vertAlign w:val="superscript"/>
-          <w:lang w:val="ru-RU"/>
+          <w:lang w:val="en-US"/>
         </w:rPr>
       </w:pPr>
       <w:r>
@@ -13409,7 +13629,7 @@
         <w:jc w:val="center"/>
         <w:rPr>
           <w:iCs/>
-          <w:lang w:val="ru-RU"/>
+          <w:lang w:val="en-US"/>
         </w:rPr>
       </w:pPr>
     </w:p>
@@ -13847,7 +14067,7 @@
               <w:rFonts w:ascii="Cambria Math" w:hAnsi="Cambria Math"/>
               <w:color w:val="000000" w:themeColor="text1"/>
             </w:rPr>
-            <m:t>сек</m:t>
+            <m:t>с</m:t>
           </m:r>
           <m:r>
             <w:rPr>
@@ -13975,7 +14195,7 @@
               <w:rFonts w:ascii="Cambria Math" w:hAnsi="Cambria Math"/>
               <w:color w:val="000000" w:themeColor="text1"/>
             </w:rPr>
-            <m:t>сек</m:t>
+            <m:t>с</m:t>
           </m:r>
         </m:oMath>
       </m:oMathPara>
@@ -14043,7 +14263,7 @@
         <w:rPr>
           <w:color w:val="000000" w:themeColor="text1"/>
         </w:rPr>
-        <w:t>сек</w:t>
+        <w:t>с</w:t>
       </w:r>
       <w:r>
         <w:rPr>
@@ -14292,7 +14512,7 @@
               <w:color w:val="000000" w:themeColor="text1"/>
               <w:lang w:val="ru-RU"/>
             </w:rPr>
-            <m:t>сек</m:t>
+            <m:t>с</m:t>
           </m:r>
         </m:oMath>
       </m:oMathPara>
@@ -15089,6 +15309,7 @@
           <w:color w:val="000000" w:themeColor="text1"/>
           <w:lang w:val="ru-RU"/>
         </w:rPr>
+        <w:lastRenderedPageBreak/>
         <w:t xml:space="preserve">Согласно формуле (11), где </w:t>
       </w:r>
       <m:oMath>
@@ -15465,7 +15686,6 @@
           <w:color w:val="000000" w:themeColor="text1"/>
           <w:lang w:val="ru-RU"/>
         </w:rPr>
-        <w:lastRenderedPageBreak/>
         <w:t xml:space="preserve">Согласно формуле (13), где </w:t>
       </w:r>
       <w:proofErr w:type="spellStart"/>
@@ -18322,95 +18542,26 @@
         <w:spacing w:before="160" w:after="120"/>
         <w:rPr>
           <w:color w:val="000000" w:themeColor="text1"/>
-          <w:sz w:val="28"/>
-          <w:szCs w:val="28"/>
           <w:lang w:val="ru-RU"/>
         </w:rPr>
       </w:pPr>
-    </w:p>
-    <w:p>
-      <w:pPr>
-        <w:spacing w:before="160" w:after="120"/>
-        <w:rPr>
-          <w:i/>
-          <w:color w:val="000000" w:themeColor="text1"/>
-          <w:sz w:val="28"/>
-          <w:szCs w:val="28"/>
+      <w:r>
+        <w:rPr>
+          <w:color w:val="000000" w:themeColor="text1"/>
           <w:lang w:val="ru-RU"/>
         </w:rPr>
-      </w:pPr>
-    </w:p>
-    <w:p>
-      <w:pPr>
-        <w:spacing w:before="160" w:after="120"/>
-        <w:rPr>
-          <w:color w:val="000000" w:themeColor="text1"/>
-          <w:lang w:val="ru-RU"/>
-        </w:rPr>
-      </w:pPr>
-      <w:r>
-        <w:rPr>
-          <w:color w:val="000000" w:themeColor="text1"/>
-          <w:lang w:val="ru-RU"/>
-        </w:rPr>
-        <w:lastRenderedPageBreak/>
-        <w:t xml:space="preserve">Экспериментальные точки зависимости </w:t>
-      </w:r>
-      <w:r>
-        <w:rPr>
-          <w:color w:val="000000" w:themeColor="text1"/>
-          <w:lang w:val="en-US"/>
-        </w:rPr>
-        <w:t>M</w:t>
-      </w:r>
-      <w:r>
-        <w:rPr>
-          <w:color w:val="000000" w:themeColor="text1"/>
-          <w:lang w:val="ru-RU"/>
-        </w:rPr>
-        <w:t>=</w:t>
-      </w:r>
-      <w:r>
-        <w:rPr>
-          <w:color w:val="000000" w:themeColor="text1"/>
-          <w:lang w:val="en-US"/>
-        </w:rPr>
-        <w:t>f</w:t>
-      </w:r>
-      <w:r>
-        <w:rPr>
-          <w:color w:val="000000" w:themeColor="text1"/>
-          <w:lang w:val="ru-RU"/>
-        </w:rPr>
-        <w:t>(</w:t>
-      </w:r>
-      <m:oMath>
-        <m:r>
-          <w:rPr>
-            <w:rFonts w:ascii="Cambria Math" w:hAnsi="Cambria Math"/>
-            <w:color w:val="000000" w:themeColor="text1"/>
-            <w:lang w:val="en-US"/>
-          </w:rPr>
-          <m:t>ε</m:t>
-        </m:r>
-        <m:r>
-          <w:rPr>
-            <w:rFonts w:ascii="Cambria Math" w:hAnsi="Cambria Math"/>
-            <w:color w:val="000000" w:themeColor="text1"/>
-            <w:lang w:val="ru-RU"/>
-          </w:rPr>
-          <m:t>)</m:t>
-        </m:r>
-      </m:oMath>
-    </w:p>
-    <w:p>
-      <w:pPr>
-        <w:spacing w:before="160" w:after="120"/>
-        <w:rPr>
-          <w:color w:val="000000" w:themeColor="text1"/>
-          <w:lang w:val="ru-RU"/>
-        </w:rPr>
-      </w:pPr>
+        <w:t xml:space="preserve">Экспериментальные точки </w:t>
+      </w:r>
+      <w:r>
+        <w:rPr>
+          <w:rStyle w:val="Strong"/>
+          <w:b w:val="0"/>
+          <w:bCs w:val="0"/>
+          <w:color w:val="0F1115"/>
+          <w:shd w:val="clear" w:color="auto" w:fill="FFFFFF"/>
+        </w:rPr>
+        <w:t>зависимости момента силы натяжения от углового ускорения</w:t>
+      </w:r>
       <w:r>
         <w:rPr>
           <w:noProof/>
@@ -18481,72 +18632,38 @@
           <w:color w:val="000000" w:themeColor="text1"/>
           <w:lang w:val="ru-RU"/>
         </w:rPr>
-        <w:t xml:space="preserve">Графики зависимостей </w:t>
-      </w:r>
-      <w:r>
-        <w:rPr>
-          <w:color w:val="000000" w:themeColor="text1"/>
-          <w:lang w:val="en-US"/>
-        </w:rPr>
-        <w:t>M</w:t>
+        <w:t>Г</w:t>
       </w:r>
       <w:r>
         <w:rPr>
           <w:color w:val="000000" w:themeColor="text1"/>
           <w:lang w:val="ru-RU"/>
         </w:rPr>
-        <w:t>=</w:t>
-      </w:r>
-      <w:r>
-        <w:rPr>
-          <w:color w:val="000000" w:themeColor="text1"/>
-          <w:lang w:val="en-US"/>
-        </w:rPr>
-        <w:t>f</w:t>
+        <w:t>рафик</w:t>
       </w:r>
       <w:r>
         <w:rPr>
           <w:color w:val="000000" w:themeColor="text1"/>
           <w:lang w:val="ru-RU"/>
         </w:rPr>
-        <w:t>(</w:t>
-      </w:r>
-      <m:oMath>
-        <m:r>
-          <w:rPr>
-            <w:rFonts w:ascii="Cambria Math" w:hAnsi="Cambria Math"/>
-            <w:color w:val="000000" w:themeColor="text1"/>
-            <w:lang w:val="en-US"/>
-          </w:rPr>
-          <m:t>ε</m:t>
-        </m:r>
-        <m:r>
-          <w:rPr>
-            <w:rFonts w:ascii="Cambria Math" w:hAnsi="Cambria Math"/>
-            <w:color w:val="000000" w:themeColor="text1"/>
-            <w:lang w:val="ru-RU"/>
-          </w:rPr>
-          <m:t>)</m:t>
-        </m:r>
-      </m:oMath>
-    </w:p>
-    <w:p>
-      <w:pPr>
-        <w:spacing w:before="160" w:after="120"/>
+        <w:t>и</w:t>
+      </w:r>
+      <w:r>
         <w:rPr>
           <w:color w:val="000000" w:themeColor="text1"/>
           <w:lang w:val="ru-RU"/>
         </w:rPr>
-      </w:pPr>
+        <w:t xml:space="preserve"> зависимости момента силы натяжения от углового ускорения</w:t>
+      </w:r>
       <w:r>
         <w:rPr>
           <w:noProof/>
           <w:color w:val="000000" w:themeColor="text1"/>
         </w:rPr>
         <w:drawing>
-          <wp:inline distT="0" distB="0" distL="0" distR="0" wp14:anchorId="0B427E2B" wp14:editId="6C2FBD4D">
-            <wp:extent cx="4774111" cy="4312508"/>
-            <wp:effectExtent l="0" t="0" r="1270" b="5715"/>
+          <wp:inline distT="0" distB="0" distL="0" distR="0" wp14:anchorId="0B427E2B" wp14:editId="6C6969E7">
+            <wp:extent cx="3800475" cy="3433011"/>
+            <wp:effectExtent l="0" t="0" r="0" b="0"/>
             <wp:docPr id="739093956" name="Picture 2" descr="Graph of a graph with lines and numbers&#10;&#10;AI-generated content may be incorrect."/>
             <wp:cNvGraphicFramePr>
               <a:graphicFrameLocks xmlns:a="http://schemas.openxmlformats.org/drawingml/2006/main" noChangeAspect="1"/>
@@ -18559,7 +18676,7 @@
                     <pic:cNvPicPr/>
                   </pic:nvPicPr>
                   <pic:blipFill>
-                    <a:blip r:embed="rId11">
+                    <a:blip r:embed="rId11" cstate="print">
                       <a:extLst>
                         <a:ext uri="{28A0092B-C50C-407E-A947-70E740481C1C}">
                           <a14:useLocalDpi xmlns:a14="http://schemas.microsoft.com/office/drawing/2010/main" val="0"/>
@@ -18573,7 +18690,7 @@
                   <pic:spPr>
                     <a:xfrm>
                       <a:off x="0" y="0"/>
-                      <a:ext cx="4780187" cy="4317996"/>
+                      <a:ext cx="3814814" cy="3445964"/>
                     </a:xfrm>
                     <a:prstGeom prst="rect">
                       <a:avLst/>
@@ -18590,6 +18707,26 @@
       <w:pPr>
         <w:spacing w:before="160" w:after="120"/>
         <w:rPr>
+          <w:color w:val="000000" w:themeColor="text1"/>
+          <w:lang w:val="ru-RU"/>
+        </w:rPr>
+      </w:pPr>
+    </w:p>
+    <w:p>
+      <w:pPr>
+        <w:spacing w:before="160" w:after="120"/>
+        <w:rPr>
+          <w:color w:val="000000" w:themeColor="text1"/>
+          <w:lang w:val="ru-RU"/>
+        </w:rPr>
+      </w:pPr>
+    </w:p>
+    <w:p>
+      <w:pPr>
+        <w:spacing w:before="160" w:after="120"/>
+        <w:rPr>
+          <w:b/>
+          <w:bCs/>
           <w:i/>
           <w:color w:val="000000" w:themeColor="text1"/>
           <w:lang w:val="ru-RU"/>
@@ -18601,57 +18738,24 @@
           <w:lang w:val="ru-RU"/>
         </w:rPr>
         <w:lastRenderedPageBreak/>
-        <w:t xml:space="preserve">Экспериментальные точки зависимости </w:t>
-      </w:r>
-      <w:r>
-        <w:rPr>
-          <w:color w:val="000000" w:themeColor="text1"/>
-          <w:lang w:val="en-US"/>
-        </w:rPr>
-        <w:t>I</w:t>
+        <w:t>Экспериментальные точки зависимости</w:t>
       </w:r>
       <w:r>
         <w:rPr>
           <w:color w:val="000000" w:themeColor="text1"/>
           <w:lang w:val="ru-RU"/>
         </w:rPr>
-        <w:t>=</w:t>
-      </w:r>
-      <w:r>
-        <w:rPr>
-          <w:color w:val="000000" w:themeColor="text1"/>
-          <w:lang w:val="en-US"/>
-        </w:rPr>
-        <w:t>f</w:t>
-      </w:r>
-      <w:r>
-        <w:rPr>
-          <w:color w:val="000000" w:themeColor="text1"/>
-          <w:lang w:val="ru-RU"/>
-        </w:rPr>
-        <w:t>(</w:t>
-      </w:r>
-      <w:r>
-        <w:rPr>
-          <w:color w:val="000000" w:themeColor="text1"/>
-          <w:lang w:val="en-US"/>
-        </w:rPr>
-        <w:t>R</w:t>
-      </w:r>
-      <w:r>
-        <w:rPr>
-          <w:color w:val="000000" w:themeColor="text1"/>
-          <w:vertAlign w:val="superscript"/>
-          <w:lang w:val="ru-RU"/>
-        </w:rPr>
-        <w:t>2</w:t>
-      </w:r>
-      <w:r>
-        <w:rPr>
-          <w:color w:val="000000" w:themeColor="text1"/>
-          <w:lang w:val="ru-RU"/>
-        </w:rPr>
-        <w:t>)</w:t>
+        <w:t xml:space="preserve"> </w:t>
+      </w:r>
+      <w:r>
+        <w:rPr>
+          <w:rStyle w:val="Strong"/>
+          <w:b w:val="0"/>
+          <w:bCs w:val="0"/>
+          <w:color w:val="0F1115"/>
+          <w:shd w:val="clear" w:color="auto" w:fill="FFFFFF"/>
+        </w:rPr>
+        <w:t>момента инерции от квадрата расстояния</w:t>
       </w:r>
     </w:p>
     <w:p>
@@ -18722,66 +18826,29 @@
       <w:pPr>
         <w:spacing w:before="160" w:after="120"/>
         <w:rPr>
+          <w:b/>
+          <w:bCs/>
+          <w:i/>
+          <w:color w:val="000000" w:themeColor="text1"/>
+          <w:lang w:val="en-US"/>
+        </w:rPr>
+      </w:pPr>
+      <w:r>
+        <w:rPr>
           <w:color w:val="000000" w:themeColor="text1"/>
           <w:lang w:val="ru-RU"/>
         </w:rPr>
-      </w:pPr>
-      <w:r>
-        <w:rPr>
-          <w:color w:val="000000" w:themeColor="text1"/>
-          <w:lang w:val="ru-RU"/>
-        </w:rPr>
         <w:t xml:space="preserve">График зависимости </w:t>
       </w:r>
       <w:r>
         <w:rPr>
-          <w:color w:val="000000" w:themeColor="text1"/>
-          <w:lang w:val="en-US"/>
-        </w:rPr>
-        <w:t>I</w:t>
-      </w:r>
-      <w:r>
-        <w:rPr>
-          <w:color w:val="000000" w:themeColor="text1"/>
-          <w:lang w:val="ru-RU"/>
-        </w:rPr>
-        <w:t>=</w:t>
-      </w:r>
-      <w:r>
-        <w:rPr>
-          <w:color w:val="000000" w:themeColor="text1"/>
-          <w:lang w:val="en-US"/>
-        </w:rPr>
-        <w:t>f</w:t>
-      </w:r>
-      <w:r>
-        <w:rPr>
-          <w:color w:val="000000" w:themeColor="text1"/>
-          <w:lang w:val="ru-RU"/>
-        </w:rPr>
-        <w:t>(</w:t>
-      </w:r>
-      <w:r>
-        <w:rPr>
-          <w:color w:val="000000" w:themeColor="text1"/>
-          <w:lang w:val="en-US"/>
-        </w:rPr>
-        <w:t>R</w:t>
-      </w:r>
-      <w:r>
-        <w:rPr>
-          <w:color w:val="000000" w:themeColor="text1"/>
-          <w:vertAlign w:val="superscript"/>
-          <w:lang w:val="ru-RU"/>
-        </w:rPr>
-        <w:t>2</w:t>
-      </w:r>
-      <w:r>
-        <w:rPr>
-          <w:color w:val="000000" w:themeColor="text1"/>
-          <w:lang w:val="ru-RU"/>
-        </w:rPr>
-        <w:t>)</w:t>
+          <w:rStyle w:val="Strong"/>
+          <w:b w:val="0"/>
+          <w:bCs w:val="0"/>
+          <w:color w:val="0F1115"/>
+          <w:shd w:val="clear" w:color="auto" w:fill="FFFFFF"/>
+        </w:rPr>
+        <w:t>момента инерции от квадрата расстояния</w:t>
       </w:r>
     </w:p>
     <w:p>
@@ -19200,7 +19267,7 @@
         <w:spacing w:before="160" w:after="120"/>
       </w:pPr>
       <w:r>
-        <w:t>Экспериментальные точки I(R²) хорошо ложатся на прямую линию, что подтверждает линейный характер зависимости I = I₀ + 4m_гр·R² (теорема Штейнера).</w:t>
+        <w:t>Экспериментальные точки I(R²) хорошо ложатся на прямую линию, что подтверждает линейный характер зависимости I = I₀ + 4m_гр·R²</w:t>
       </w:r>
     </w:p>
     <w:p>
@@ -19213,7 +19280,13 @@
         <w:spacing w:before="160" w:after="120"/>
       </w:pPr>
       <w:r>
-        <w:t>Масса груза на крестовине определена косвенным методом (через момент инерции, без прямого взвешивания): m_гр = (0,440 ± 0,090) кг при P = 0,95. Полученное значение близко к паспортному 0,408 кг (расхождение 7,8%), что подтверждает применимость теоремы Штейнера для исследуемой системы.</w:t>
+        <w:t>Масса груза на крестовине определена косвенным методом (через момент инерции, без прямого взвешивания): m_гр = (0,440 ± 0,090) кг при P = 0,95. Полученное значение близко к паспортному 0,408 кг (расхождение 7,8%)</w:t>
+      </w:r>
+      <w:r>
+        <w:rPr>
+          <w:lang w:val="en-US"/>
+        </w:rPr>
+        <w:t>.</w:t>
       </w:r>
     </w:p>
     <w:p>
@@ -25737,6 +25810,11 @@
       <w:spacing w:before="100" w:beforeAutospacing="1" w:after="100" w:afterAutospacing="1"/>
     </w:pPr>
   </w:style>
+  <w:style w:type="character" w:customStyle="1" w:styleId="vlist-s">
+    <w:name w:val="vlist-s"/>
+    <w:basedOn w:val="DefaultParagraphFont"/>
+    <w:rsid w:val="001C39D7"/>
+  </w:style>
 </w:styles>
 </file>
 
